--- a/lessions/0001_1.docx
+++ b/lessions/0001_1.docx
@@ -590,6 +590,32 @@
           <w:rFonts w:ascii="Times New Roman" w:hAnsi="Times New Roman" w:cs="Times New Roman"/>
         </w:rPr>
         <w:t>Viết 5 câu phủ định sử dụng hiện tại đơn với các từ vững đã học.</w:t>
+      </w:r>
+    </w:p>
+    <w:p>
+      <w:pPr>
+        <w:rPr>
+          <w:rFonts w:ascii="Times New Roman" w:hAnsi="Times New Roman" w:cs="Times New Roman"/>
+        </w:rPr>
+      </w:pPr>
+      <w:r>
+        <w:rPr>
+          <w:rFonts w:ascii="Times New Roman" w:hAnsi="Times New Roman" w:cs="Times New Roman"/>
+        </w:rPr>
+        <w:t>Ví dụ: I do not have a book. (Tôi không có quyển sách.)</w:t>
+      </w:r>
+    </w:p>
+    <w:p>
+      <w:pPr>
+        <w:rPr>
+          <w:rFonts w:ascii="Times New Roman" w:hAnsi="Times New Roman" w:cs="Times New Roman"/>
+        </w:rPr>
+      </w:pPr>
+      <w:r>
+        <w:rPr>
+          <w:rFonts w:ascii="Times New Roman" w:hAnsi="Times New Roman" w:cs="Times New Roman"/>
+        </w:rPr>
+        <w:t>Viết 5 câu hỏi sử dụng thì hiện tại đơn với các từ vững đã học.</w:t>
       </w:r>
     </w:p>
     <w:p>

--- a/lessions/0001_1.docx
+++ b/lessions/0001_1.docx
@@ -310,7 +310,19 @@
         <w:rPr>
           <w:rFonts w:ascii="Times New Roman" w:hAnsi="Times New Roman" w:cs="Times New Roman"/>
         </w:rPr>
-        <w:t>The book í on the table. (Quyển sách ở trên bàn)</w:t>
+        <w:t xml:space="preserve">The book </w:t>
+      </w:r>
+      <w:r>
+        <w:rPr>
+          <w:rFonts w:ascii="Times New Roman" w:hAnsi="Times New Roman" w:cs="Times New Roman"/>
+        </w:rPr>
+        <w:t>is</w:t>
+      </w:r>
+      <w:r>
+        <w:rPr>
+          <w:rFonts w:ascii="Times New Roman" w:hAnsi="Times New Roman" w:cs="Times New Roman"/>
+        </w:rPr>
+        <w:t xml:space="preserve"> on the table. (Quyển sách ở trên bàn)</w:t>
       </w:r>
     </w:p>
     <w:p>
@@ -389,7 +401,19 @@
         <w:rPr>
           <w:rFonts w:ascii="Times New Roman" w:hAnsi="Times New Roman" w:cs="Times New Roman"/>
         </w:rPr>
-        <w:t>She plays soccer. (Cô áy chơi bóng đá.)</w:t>
+        <w:t xml:space="preserve">She plays soccer. (Cô </w:t>
+      </w:r>
+      <w:r>
+        <w:rPr>
+          <w:rFonts w:ascii="Times New Roman" w:hAnsi="Times New Roman" w:cs="Times New Roman"/>
+        </w:rPr>
+        <w:t>ấy</w:t>
+      </w:r>
+      <w:r>
+        <w:rPr>
+          <w:rFonts w:ascii="Times New Roman" w:hAnsi="Times New Roman" w:cs="Times New Roman"/>
+        </w:rPr>
+        <w:t xml:space="preserve"> chơi bóng đá.)</w:t>
       </w:r>
     </w:p>
     <w:p>
@@ -563,11 +587,24 @@
         <w:rPr>
           <w:rFonts w:ascii="Times New Roman" w:hAnsi="Times New Roman" w:cs="Times New Roman"/>
         </w:rPr>
-        <w:t xml:space="preserve"> định sử dụng thì hiện tại đơn với các từ vững đã học.</w:t>
-      </w:r>
-    </w:p>
-    <w:p>
-      <w:pPr>
+        <w:t xml:space="preserve"> định sử dụng thì hiện tại đơn với các từ </w:t>
+      </w:r>
+      <w:r>
+        <w:rPr>
+          <w:rFonts w:ascii="Times New Roman" w:hAnsi="Times New Roman" w:cs="Times New Roman"/>
+        </w:rPr>
+        <w:t xml:space="preserve">vựng </w:t>
+      </w:r>
+      <w:r>
+        <w:rPr>
+          <w:rFonts w:ascii="Times New Roman" w:hAnsi="Times New Roman" w:cs="Times New Roman"/>
+        </w:rPr>
+        <w:t>đã học.</w:t>
+      </w:r>
+    </w:p>
+    <w:p>
+      <w:pPr>
+        <w:ind w:firstLine="720"/>
         <w:rPr>
           <w:rFonts w:ascii="Times New Roman" w:hAnsi="Times New Roman" w:cs="Times New Roman"/>
         </w:rPr>
@@ -589,11 +626,24 @@
         <w:rPr>
           <w:rFonts w:ascii="Times New Roman" w:hAnsi="Times New Roman" w:cs="Times New Roman"/>
         </w:rPr>
-        <w:t>Viết 5 câu phủ định sử dụng hiện tại đơn với các từ vững đã học.</w:t>
-      </w:r>
-    </w:p>
-    <w:p>
-      <w:pPr>
+        <w:t xml:space="preserve">Viết 5 câu phủ định sử dụng hiện tại đơn với các từ </w:t>
+      </w:r>
+      <w:r>
+        <w:rPr>
+          <w:rFonts w:ascii="Times New Roman" w:hAnsi="Times New Roman" w:cs="Times New Roman"/>
+        </w:rPr>
+        <w:t>vựng</w:t>
+      </w:r>
+      <w:r>
+        <w:rPr>
+          <w:rFonts w:ascii="Times New Roman" w:hAnsi="Times New Roman" w:cs="Times New Roman"/>
+        </w:rPr>
+        <w:t xml:space="preserve"> đã học.</w:t>
+      </w:r>
+    </w:p>
+    <w:p>
+      <w:pPr>
+        <w:ind w:firstLine="720"/>
         <w:rPr>
           <w:rFonts w:ascii="Times New Roman" w:hAnsi="Times New Roman" w:cs="Times New Roman"/>
         </w:rPr>
@@ -615,11 +665,24 @@
         <w:rPr>
           <w:rFonts w:ascii="Times New Roman" w:hAnsi="Times New Roman" w:cs="Times New Roman"/>
         </w:rPr>
-        <w:t>Viết 5 câu hỏi sử dụng thì hiện tại đơn với các từ vững đã học.</w:t>
-      </w:r>
-    </w:p>
-    <w:p>
-      <w:pPr>
+        <w:t xml:space="preserve">Viết 5 câu hỏi sử dụng thì hiện tại đơn với các từ </w:t>
+      </w:r>
+      <w:r>
+        <w:rPr>
+          <w:rFonts w:ascii="Times New Roman" w:hAnsi="Times New Roman" w:cs="Times New Roman"/>
+        </w:rPr>
+        <w:t>vựng</w:t>
+      </w:r>
+      <w:r>
+        <w:rPr>
+          <w:rFonts w:ascii="Times New Roman" w:hAnsi="Times New Roman" w:cs="Times New Roman"/>
+        </w:rPr>
+        <w:t xml:space="preserve"> đã học.</w:t>
+      </w:r>
+    </w:p>
+    <w:p>
+      <w:pPr>
+        <w:ind w:firstLine="720"/>
         <w:rPr>
           <w:rFonts w:ascii="Times New Roman" w:hAnsi="Times New Roman" w:cs="Times New Roman"/>
         </w:rPr>
